--- a/docs/Details.docx
+++ b/docs/Details.docx
@@ -9,23 +9,7 @@
     </w:p>
     <w:p>
       <w:r>
-        <w:t xml:space="preserve">Python -m </w:t>
-      </w:r>
-      <w:proofErr w:type="spellStart"/>
-      <w:r>
-        <w:t>venv</w:t>
-      </w:r>
-      <w:proofErr w:type="spellEnd"/>
-      <w:r>
-        <w:t xml:space="preserve"> &lt;</w:t>
-      </w:r>
-      <w:proofErr w:type="spellStart"/>
-      <w:r>
-        <w:t>envname</w:t>
-      </w:r>
-      <w:proofErr w:type="spellEnd"/>
-      <w:r>
-        <w:t>&gt;</w:t>
+        <w:t>Python -m venv &lt;envname&gt;</w:t>
       </w:r>
     </w:p>
     <w:p>
@@ -49,7 +33,7 @@
                     <pic:cNvPicPr/>
                   </pic:nvPicPr>
                   <pic:blipFill>
-                    <a:blip r:embed="rId4"/>
+                    <a:blip r:embed="rId5"/>
                     <a:stretch>
                       <a:fillRect/>
                     </a:stretch>
@@ -102,7 +86,7 @@
                     <pic:cNvPicPr/>
                   </pic:nvPicPr>
                   <pic:blipFill>
-                    <a:blip r:embed="rId5"/>
+                    <a:blip r:embed="rId6"/>
                     <a:stretch>
                       <a:fillRect/>
                     </a:stretch>
@@ -155,7 +139,7 @@
                     <pic:cNvPicPr/>
                   </pic:nvPicPr>
                   <pic:blipFill>
-                    <a:blip r:embed="rId6"/>
+                    <a:blip r:embed="rId7"/>
                     <a:stretch>
                       <a:fillRect/>
                     </a:stretch>
@@ -179,25 +163,401 @@
     <w:p/>
     <w:p>
       <w:r>
-        <w:t xml:space="preserve">Installing fast </w:t>
-      </w:r>
-      <w:proofErr w:type="spellStart"/>
-      <w:r>
-        <w:t>api</w:t>
-      </w:r>
-      <w:proofErr w:type="spellEnd"/>
-    </w:p>
-    <w:p>
-      <w:r>
-        <w:t xml:space="preserve">pip install </w:t>
-      </w:r>
-      <w:proofErr w:type="spellStart"/>
-      <w:r>
-        <w:t>fastapi</w:t>
-      </w:r>
-      <w:proofErr w:type="spellEnd"/>
+        <w:t>Installing fast api</w:t>
+      </w:r>
+    </w:p>
+    <w:p>
+      <w:r>
+        <w:t>pip install fastapi</w:t>
+      </w:r>
     </w:p>
     <w:p/>
+    <w:p>
+      <w:r>
+        <w:t xml:space="preserve">running uvicord server </w:t>
+      </w:r>
+    </w:p>
+    <w:p>
+      <w:r>
+        <w:t>uvicorn main:app</w:t>
+      </w:r>
+    </w:p>
+    <w:p/>
+    <w:p>
+      <w:pPr>
+        <w:rPr>
+          <w:b/>
+          <w:bCs/>
+        </w:rPr>
+      </w:pPr>
+      <w:r>
+        <w:rPr>
+          <w:b/>
+          <w:bCs/>
+        </w:rPr>
+        <w:t>HTTP Response Codes — Quick Reference</w:t>
+      </w:r>
+    </w:p>
+    <w:p>
+      <w:r>
+        <w:rPr>
+          <w:b/>
+          <w:bCs/>
+        </w:rPr>
+        <w:t>Success codes (2xx)</w:t>
+      </w:r>
+      <w:r>
+        <w:t xml:space="preserve"> — request worked</w:t>
+      </w:r>
+    </w:p>
+    <w:p>
+      <w:pPr>
+        <w:numPr>
+          <w:ilvl w:val="0"/>
+          <w:numId w:val="1"/>
+        </w:numPr>
+      </w:pPr>
+      <w:r>
+        <w:rPr>
+          <w:b/>
+          <w:bCs/>
+        </w:rPr>
+        <w:t>200 OK</w:t>
+      </w:r>
+      <w:r>
+        <w:t xml:space="preserve"> — standard success response</w:t>
+      </w:r>
+    </w:p>
+    <w:p>
+      <w:pPr>
+        <w:numPr>
+          <w:ilvl w:val="0"/>
+          <w:numId w:val="1"/>
+        </w:numPr>
+      </w:pPr>
+      <w:r>
+        <w:rPr>
+          <w:b/>
+          <w:bCs/>
+        </w:rPr>
+        <w:t>201 Created</w:t>
+      </w:r>
+      <w:r>
+        <w:t xml:space="preserve"> — new resource successfully created (e.g. after a POST)</w:t>
+      </w:r>
+    </w:p>
+    <w:p>
+      <w:pPr>
+        <w:numPr>
+          <w:ilvl w:val="0"/>
+          <w:numId w:val="1"/>
+        </w:numPr>
+      </w:pPr>
+      <w:r>
+        <w:rPr>
+          <w:b/>
+          <w:bCs/>
+        </w:rPr>
+        <w:t>204 No Content</w:t>
+      </w:r>
+      <w:r>
+        <w:t xml:space="preserve"> — success, but nothing to return in the body</w:t>
+      </w:r>
+    </w:p>
+    <w:p>
+      <w:r>
+        <w:rPr>
+          <w:b/>
+          <w:bCs/>
+        </w:rPr>
+        <w:t>Client-error codes (4xx)</w:t>
+      </w:r>
+      <w:r>
+        <w:t xml:space="preserve"> — problem with the request</w:t>
+      </w:r>
+    </w:p>
+    <w:p>
+      <w:pPr>
+        <w:numPr>
+          <w:ilvl w:val="0"/>
+          <w:numId w:val="2"/>
+        </w:numPr>
+      </w:pPr>
+      <w:r>
+        <w:rPr>
+          <w:b/>
+          <w:bCs/>
+        </w:rPr>
+        <w:t>400 Bad Request</w:t>
+      </w:r>
+      <w:r>
+        <w:t xml:space="preserve"> — malformed or invalid request syntax/data</w:t>
+      </w:r>
+    </w:p>
+    <w:p>
+      <w:pPr>
+        <w:numPr>
+          <w:ilvl w:val="0"/>
+          <w:numId w:val="2"/>
+        </w:numPr>
+      </w:pPr>
+      <w:r>
+        <w:rPr>
+          <w:b/>
+          <w:bCs/>
+        </w:rPr>
+        <w:t>401 Unauthorized</w:t>
+      </w:r>
+      <w:r>
+        <w:t xml:space="preserve"> — missing or invalid authentication</w:t>
+      </w:r>
+    </w:p>
+    <w:p>
+      <w:pPr>
+        <w:numPr>
+          <w:ilvl w:val="0"/>
+          <w:numId w:val="2"/>
+        </w:numPr>
+      </w:pPr>
+      <w:r>
+        <w:rPr>
+          <w:b/>
+          <w:bCs/>
+        </w:rPr>
+        <w:t>403 Forbidden</w:t>
+      </w:r>
+      <w:r>
+        <w:t xml:space="preserve"> — authenticated, but not allowed to access this resource</w:t>
+      </w:r>
+    </w:p>
+    <w:p>
+      <w:pPr>
+        <w:numPr>
+          <w:ilvl w:val="0"/>
+          <w:numId w:val="2"/>
+        </w:numPr>
+      </w:pPr>
+      <w:r>
+        <w:rPr>
+          <w:b/>
+          <w:bCs/>
+        </w:rPr>
+        <w:t>404 Not Found</w:t>
+      </w:r>
+      <w:r>
+        <w:t xml:space="preserve"> — resource/endpoint doesn't exist</w:t>
+      </w:r>
+    </w:p>
+    <w:p>
+      <w:pPr>
+        <w:numPr>
+          <w:ilvl w:val="0"/>
+          <w:numId w:val="2"/>
+        </w:numPr>
+      </w:pPr>
+      <w:r>
+        <w:rPr>
+          <w:b/>
+          <w:bCs/>
+        </w:rPr>
+        <w:t>405 Method Not Allowed</w:t>
+      </w:r>
+      <w:r>
+        <w:t xml:space="preserve"> — e.g. sending POST to an endpoint that only accepts GET</w:t>
+      </w:r>
+    </w:p>
+    <w:p>
+      <w:pPr>
+        <w:numPr>
+          <w:ilvl w:val="0"/>
+          <w:numId w:val="2"/>
+        </w:numPr>
+      </w:pPr>
+      <w:r>
+        <w:rPr>
+          <w:b/>
+          <w:bCs/>
+        </w:rPr>
+        <w:t>422 Unprocessable Content</w:t>
+      </w:r>
+      <w:r>
+        <w:t xml:space="preserve"> — request is well-formed but fails validation (common in FastAPI with Pydantic models)</w:t>
+      </w:r>
+    </w:p>
+    <w:p>
+      <w:pPr>
+        <w:numPr>
+          <w:ilvl w:val="0"/>
+          <w:numId w:val="2"/>
+        </w:numPr>
+      </w:pPr>
+      <w:r>
+        <w:rPr>
+          <w:b/>
+          <w:bCs/>
+        </w:rPr>
+        <w:t>429 Too Many Requests</w:t>
+      </w:r>
+      <w:r>
+        <w:t xml:space="preserve"> — rate limit exceeded</w:t>
+      </w:r>
+    </w:p>
+    <w:p>
+      <w:r>
+        <w:rPr>
+          <w:b/>
+          <w:bCs/>
+        </w:rPr>
+        <w:t>Server-error codes (5xx)</w:t>
+      </w:r>
+      <w:r>
+        <w:t xml:space="preserve"> — problem on the server side</w:t>
+      </w:r>
+    </w:p>
+    <w:p>
+      <w:pPr>
+        <w:numPr>
+          <w:ilvl w:val="0"/>
+          <w:numId w:val="3"/>
+        </w:numPr>
+      </w:pPr>
+      <w:r>
+        <w:rPr>
+          <w:b/>
+          <w:bCs/>
+        </w:rPr>
+        <w:t>500 Internal Server Error</w:t>
+      </w:r>
+      <w:r>
+        <w:t xml:space="preserve"> — generic "something broke" on the backend</w:t>
+      </w:r>
+    </w:p>
+    <w:p>
+      <w:pPr>
+        <w:numPr>
+          <w:ilvl w:val="0"/>
+          <w:numId w:val="3"/>
+        </w:numPr>
+      </w:pPr>
+      <w:r>
+        <w:rPr>
+          <w:b/>
+          <w:bCs/>
+        </w:rPr>
+        <w:t>502 Bad Gateway</w:t>
+      </w:r>
+      <w:r>
+        <w:t xml:space="preserve"> — invalid response from an upstream server</w:t>
+      </w:r>
+    </w:p>
+    <w:p>
+      <w:pPr>
+        <w:numPr>
+          <w:ilvl w:val="0"/>
+          <w:numId w:val="3"/>
+        </w:numPr>
+      </w:pPr>
+      <w:r>
+        <w:rPr>
+          <w:b/>
+          <w:bCs/>
+        </w:rPr>
+        <w:t>503 Service Unavailable</w:t>
+      </w:r>
+      <w:r>
+        <w:t xml:space="preserve"> — server temporarily can't handle requests (overloaded/down for maintenance)</w:t>
+      </w:r>
+    </w:p>
+    <w:p>
+      <w:pPr>
+        <w:numPr>
+          <w:ilvl w:val="0"/>
+          <w:numId w:val="3"/>
+        </w:numPr>
+      </w:pPr>
+      <w:r>
+        <w:rPr>
+          <w:b/>
+          <w:bCs/>
+        </w:rPr>
+        <w:t>504 Gateway Timeout</w:t>
+      </w:r>
+      <w:r>
+        <w:t xml:space="preserve"> — upstream server took too long to respond</w:t>
+      </w:r>
+    </w:p>
+    <w:p>
+      <w:r>
+        <w:rPr>
+          <w:b/>
+          <w:bCs/>
+        </w:rPr>
+        <w:t>Rule of thumb:</w:t>
+      </w:r>
+      <w:r>
+        <w:t xml:space="preserve"> 2xx = success, 4xx = you (the client) messed up, 5xx = the server messed up</w:t>
+      </w:r>
+    </w:p>
+    <w:p/>
+    <w:p>
+      <w:r>
+        <w:t>How to check docs/ end points</w:t>
+      </w:r>
+    </w:p>
+    <w:p>
+      <w:hyperlink r:id="rId8" w:history="1">
+        <w:r>
+          <w:rPr>
+            <w:rStyle w:val="Hyperlink"/>
+          </w:rPr>
+          <w:t>http://127.0.0.1:8000/docs</w:t>
+        </w:r>
+      </w:hyperlink>
+    </w:p>
+    <w:p/>
+    <w:p>
+      <w:r>
+        <w:rPr>
+          <w:noProof/>
+        </w:rPr>
+        <w:lastRenderedPageBreak/>
+        <w:drawing>
+          <wp:inline distT="0" distB="0" distL="0" distR="0" wp14:anchorId="0E8C7344" wp14:editId="271E54B6">
+            <wp:extent cx="5731510" cy="1673860"/>
+            <wp:effectExtent l="0" t="0" r="2540" b="2540"/>
+            <wp:docPr id="1949074916" name="Picture 1"/>
+            <wp:cNvGraphicFramePr>
+              <a:graphicFrameLocks xmlns:a="http://schemas.openxmlformats.org/drawingml/2006/main" noChangeAspect="1"/>
+            </wp:cNvGraphicFramePr>
+            <a:graphic xmlns:a="http://schemas.openxmlformats.org/drawingml/2006/main">
+              <a:graphicData uri="http://schemas.openxmlformats.org/drawingml/2006/picture">
+                <pic:pic xmlns:pic="http://schemas.openxmlformats.org/drawingml/2006/picture">
+                  <pic:nvPicPr>
+                    <pic:cNvPr id="1949074916" name=""/>
+                    <pic:cNvPicPr/>
+                  </pic:nvPicPr>
+                  <pic:blipFill>
+                    <a:blip r:embed="rId9"/>
+                    <a:stretch>
+                      <a:fillRect/>
+                    </a:stretch>
+                  </pic:blipFill>
+                  <pic:spPr>
+                    <a:xfrm>
+                      <a:off x="0" y="0"/>
+                      <a:ext cx="5731510" cy="1673860"/>
+                    </a:xfrm>
+                    <a:prstGeom prst="rect">
+                      <a:avLst/>
+                    </a:prstGeom>
+                  </pic:spPr>
+                </pic:pic>
+              </a:graphicData>
+            </a:graphic>
+          </wp:inline>
+        </w:drawing>
+      </w:r>
+    </w:p>
     <w:sectPr>
       <w:pgSz w:w="11906" w:h="16838"/>
       <w:pgMar w:top="1440" w:right="1440" w:bottom="1440" w:left="1440" w:header="708" w:footer="708" w:gutter="0"/>
@@ -206,6 +566,467 @@
     </w:sectPr>
   </w:body>
 </w:document>
+</file>
+
+<file path=word/numbering.xml><?xml version="1.0" encoding="utf-8"?>
+<w:numbering xmlns:wpc="http://schemas.microsoft.com/office/word/2010/wordprocessingCanvas" xmlns:cx="http://schemas.microsoft.com/office/drawing/2014/chartex" xmlns:cx1="http://schemas.microsoft.com/office/drawing/2015/9/8/chartex" xmlns:cx2="http://schemas.microsoft.com/office/drawing/2015/10/21/chartex" xmlns:cx3="http://schemas.microsoft.com/office/drawing/2016/5/9/chartex" xmlns:cx4="http://schemas.microsoft.com/office/drawing/2016/5/10/chartex" xmlns:cx5="http://schemas.microsoft.com/office/drawing/2016/5/11/chartex" xmlns:cx6="http://schemas.microsoft.com/office/drawing/2016/5/12/chartex" xmlns:cx7="http://schemas.microsoft.com/office/drawing/2016/5/13/chartex" xmlns:cx8="http://schemas.microsoft.com/office/drawing/2016/5/14/chartex" xmlns:mc="http://schemas.openxmlformats.org/markup-compatibility/2006" xmlns:aink="http://schemas.microsoft.com/office/drawing/2016/ink" xmlns:am3d="http://schemas.microsoft.com/office/drawing/2017/model3d" xmlns:o="urn:schemas-microsoft-com:office:office" xmlns:oel="http://schemas.microsoft.com/office/2019/extlst" xmlns:r="http://schemas.openxmlformats.org/officeDocument/2006/relationships" xmlns:m="http://schemas.openxmlformats.org/officeDocument/2006/math" xmlns:v="urn:schemas-microsoft-com:vml" xmlns:wp14="http://schemas.microsoft.com/office/word/2010/wordprocessingDrawing" xmlns:wp="http://schemas.openxmlformats.org/drawingml/2006/wordprocessingDrawing" xmlns:w10="urn:schemas-microsoft-com:office:word" xmlns:w="http://schemas.openxmlformats.org/wordprocessingml/2006/main" xmlns:w14="http://schemas.microsoft.com/office/word/2010/wordml" xmlns:w15="http://schemas.microsoft.com/office/word/2012/wordml" xmlns:w16cex="http://schemas.microsoft.com/office/word/2018/wordml/cex" xmlns:w16cid="http://schemas.microsoft.com/office/word/2016/wordml/cid" xmlns:w16="http://schemas.microsoft.com/office/word/2018/wordml" xmlns:w16du="http://schemas.microsoft.com/office/word/2023/wordml/word16du" xmlns:w16sdtdh="http://schemas.microsoft.com/office/word/2020/wordml/sdtdatahash" xmlns:w16sdtfl="http://schemas.microsoft.com/office/word/2024/wordml/sdtformatlock" xmlns:w16se="http://schemas.microsoft.com/office/word/2015/wordml/symex" xmlns:wpg="http://schemas.microsoft.com/office/word/2010/wordprocessingGroup" xmlns:wpi="http://schemas.microsoft.com/office/word/2010/wordprocessingInk" xmlns:wne="http://schemas.microsoft.com/office/word/2006/wordml" xmlns:wps="http://schemas.microsoft.com/office/word/2010/wordprocessingShape" mc:Ignorable="w14 w15 w16se w16cid w16 w16cex w16sdtdh w16sdtfl w16du wp14">
+  <w:abstractNum w:abstractNumId="0" w15:restartNumberingAfterBreak="0">
+    <w:nsid w:val="0D8847B1"/>
+    <w:multiLevelType w:val="multilevel"/>
+    <w:tmpl w:val="1FB02186"/>
+    <w:lvl w:ilvl="0">
+      <w:start w:val="1"/>
+      <w:numFmt w:val="bullet"/>
+      <w:lvlText w:val=""/>
+      <w:lvlJc w:val="left"/>
+      <w:pPr>
+        <w:tabs>
+          <w:tab w:val="num" w:pos="720"/>
+        </w:tabs>
+        <w:ind w:left="720" w:hanging="360"/>
+      </w:pPr>
+      <w:rPr>
+        <w:rFonts w:ascii="Symbol" w:hAnsi="Symbol" w:hint="default"/>
+        <w:sz w:val="20"/>
+      </w:rPr>
+    </w:lvl>
+    <w:lvl w:ilvl="1" w:tentative="1">
+      <w:start w:val="1"/>
+      <w:numFmt w:val="bullet"/>
+      <w:lvlText w:val="o"/>
+      <w:lvlJc w:val="left"/>
+      <w:pPr>
+        <w:tabs>
+          <w:tab w:val="num" w:pos="1440"/>
+        </w:tabs>
+        <w:ind w:left="1440" w:hanging="360"/>
+      </w:pPr>
+      <w:rPr>
+        <w:rFonts w:ascii="Courier New" w:hAnsi="Courier New" w:hint="default"/>
+        <w:sz w:val="20"/>
+      </w:rPr>
+    </w:lvl>
+    <w:lvl w:ilvl="2" w:tentative="1">
+      <w:start w:val="1"/>
+      <w:numFmt w:val="bullet"/>
+      <w:lvlText w:val=""/>
+      <w:lvlJc w:val="left"/>
+      <w:pPr>
+        <w:tabs>
+          <w:tab w:val="num" w:pos="2160"/>
+        </w:tabs>
+        <w:ind w:left="2160" w:hanging="360"/>
+      </w:pPr>
+      <w:rPr>
+        <w:rFonts w:ascii="Wingdings" w:hAnsi="Wingdings" w:hint="default"/>
+        <w:sz w:val="20"/>
+      </w:rPr>
+    </w:lvl>
+    <w:lvl w:ilvl="3" w:tentative="1">
+      <w:start w:val="1"/>
+      <w:numFmt w:val="bullet"/>
+      <w:lvlText w:val=""/>
+      <w:lvlJc w:val="left"/>
+      <w:pPr>
+        <w:tabs>
+          <w:tab w:val="num" w:pos="2880"/>
+        </w:tabs>
+        <w:ind w:left="2880" w:hanging="360"/>
+      </w:pPr>
+      <w:rPr>
+        <w:rFonts w:ascii="Wingdings" w:hAnsi="Wingdings" w:hint="default"/>
+        <w:sz w:val="20"/>
+      </w:rPr>
+    </w:lvl>
+    <w:lvl w:ilvl="4" w:tentative="1">
+      <w:start w:val="1"/>
+      <w:numFmt w:val="bullet"/>
+      <w:lvlText w:val=""/>
+      <w:lvlJc w:val="left"/>
+      <w:pPr>
+        <w:tabs>
+          <w:tab w:val="num" w:pos="3600"/>
+        </w:tabs>
+        <w:ind w:left="3600" w:hanging="360"/>
+      </w:pPr>
+      <w:rPr>
+        <w:rFonts w:ascii="Wingdings" w:hAnsi="Wingdings" w:hint="default"/>
+        <w:sz w:val="20"/>
+      </w:rPr>
+    </w:lvl>
+    <w:lvl w:ilvl="5" w:tentative="1">
+      <w:start w:val="1"/>
+      <w:numFmt w:val="bullet"/>
+      <w:lvlText w:val=""/>
+      <w:lvlJc w:val="left"/>
+      <w:pPr>
+        <w:tabs>
+          <w:tab w:val="num" w:pos="4320"/>
+        </w:tabs>
+        <w:ind w:left="4320" w:hanging="360"/>
+      </w:pPr>
+      <w:rPr>
+        <w:rFonts w:ascii="Wingdings" w:hAnsi="Wingdings" w:hint="default"/>
+        <w:sz w:val="20"/>
+      </w:rPr>
+    </w:lvl>
+    <w:lvl w:ilvl="6" w:tentative="1">
+      <w:start w:val="1"/>
+      <w:numFmt w:val="bullet"/>
+      <w:lvlText w:val=""/>
+      <w:lvlJc w:val="left"/>
+      <w:pPr>
+        <w:tabs>
+          <w:tab w:val="num" w:pos="5040"/>
+        </w:tabs>
+        <w:ind w:left="5040" w:hanging="360"/>
+      </w:pPr>
+      <w:rPr>
+        <w:rFonts w:ascii="Wingdings" w:hAnsi="Wingdings" w:hint="default"/>
+        <w:sz w:val="20"/>
+      </w:rPr>
+    </w:lvl>
+    <w:lvl w:ilvl="7" w:tentative="1">
+      <w:start w:val="1"/>
+      <w:numFmt w:val="bullet"/>
+      <w:lvlText w:val=""/>
+      <w:lvlJc w:val="left"/>
+      <w:pPr>
+        <w:tabs>
+          <w:tab w:val="num" w:pos="5760"/>
+        </w:tabs>
+        <w:ind w:left="5760" w:hanging="360"/>
+      </w:pPr>
+      <w:rPr>
+        <w:rFonts w:ascii="Wingdings" w:hAnsi="Wingdings" w:hint="default"/>
+        <w:sz w:val="20"/>
+      </w:rPr>
+    </w:lvl>
+    <w:lvl w:ilvl="8" w:tentative="1">
+      <w:start w:val="1"/>
+      <w:numFmt w:val="bullet"/>
+      <w:lvlText w:val=""/>
+      <w:lvlJc w:val="left"/>
+      <w:pPr>
+        <w:tabs>
+          <w:tab w:val="num" w:pos="6480"/>
+        </w:tabs>
+        <w:ind w:left="6480" w:hanging="360"/>
+      </w:pPr>
+      <w:rPr>
+        <w:rFonts w:ascii="Wingdings" w:hAnsi="Wingdings" w:hint="default"/>
+        <w:sz w:val="20"/>
+      </w:rPr>
+    </w:lvl>
+  </w:abstractNum>
+  <w:abstractNum w:abstractNumId="1" w15:restartNumberingAfterBreak="0">
+    <w:nsid w:val="0FC53B54"/>
+    <w:multiLevelType w:val="multilevel"/>
+    <w:tmpl w:val="8BE66352"/>
+    <w:lvl w:ilvl="0">
+      <w:start w:val="1"/>
+      <w:numFmt w:val="bullet"/>
+      <w:lvlText w:val=""/>
+      <w:lvlJc w:val="left"/>
+      <w:pPr>
+        <w:tabs>
+          <w:tab w:val="num" w:pos="720"/>
+        </w:tabs>
+        <w:ind w:left="720" w:hanging="360"/>
+      </w:pPr>
+      <w:rPr>
+        <w:rFonts w:ascii="Symbol" w:hAnsi="Symbol" w:hint="default"/>
+        <w:sz w:val="20"/>
+      </w:rPr>
+    </w:lvl>
+    <w:lvl w:ilvl="1" w:tentative="1">
+      <w:start w:val="1"/>
+      <w:numFmt w:val="bullet"/>
+      <w:lvlText w:val="o"/>
+      <w:lvlJc w:val="left"/>
+      <w:pPr>
+        <w:tabs>
+          <w:tab w:val="num" w:pos="1440"/>
+        </w:tabs>
+        <w:ind w:left="1440" w:hanging="360"/>
+      </w:pPr>
+      <w:rPr>
+        <w:rFonts w:ascii="Courier New" w:hAnsi="Courier New" w:hint="default"/>
+        <w:sz w:val="20"/>
+      </w:rPr>
+    </w:lvl>
+    <w:lvl w:ilvl="2" w:tentative="1">
+      <w:start w:val="1"/>
+      <w:numFmt w:val="bullet"/>
+      <w:lvlText w:val=""/>
+      <w:lvlJc w:val="left"/>
+      <w:pPr>
+        <w:tabs>
+          <w:tab w:val="num" w:pos="2160"/>
+        </w:tabs>
+        <w:ind w:left="2160" w:hanging="360"/>
+      </w:pPr>
+      <w:rPr>
+        <w:rFonts w:ascii="Wingdings" w:hAnsi="Wingdings" w:hint="default"/>
+        <w:sz w:val="20"/>
+      </w:rPr>
+    </w:lvl>
+    <w:lvl w:ilvl="3" w:tentative="1">
+      <w:start w:val="1"/>
+      <w:numFmt w:val="bullet"/>
+      <w:lvlText w:val=""/>
+      <w:lvlJc w:val="left"/>
+      <w:pPr>
+        <w:tabs>
+          <w:tab w:val="num" w:pos="2880"/>
+        </w:tabs>
+        <w:ind w:left="2880" w:hanging="360"/>
+      </w:pPr>
+      <w:rPr>
+        <w:rFonts w:ascii="Wingdings" w:hAnsi="Wingdings" w:hint="default"/>
+        <w:sz w:val="20"/>
+      </w:rPr>
+    </w:lvl>
+    <w:lvl w:ilvl="4" w:tentative="1">
+      <w:start w:val="1"/>
+      <w:numFmt w:val="bullet"/>
+      <w:lvlText w:val=""/>
+      <w:lvlJc w:val="left"/>
+      <w:pPr>
+        <w:tabs>
+          <w:tab w:val="num" w:pos="3600"/>
+        </w:tabs>
+        <w:ind w:left="3600" w:hanging="360"/>
+      </w:pPr>
+      <w:rPr>
+        <w:rFonts w:ascii="Wingdings" w:hAnsi="Wingdings" w:hint="default"/>
+        <w:sz w:val="20"/>
+      </w:rPr>
+    </w:lvl>
+    <w:lvl w:ilvl="5" w:tentative="1">
+      <w:start w:val="1"/>
+      <w:numFmt w:val="bullet"/>
+      <w:lvlText w:val=""/>
+      <w:lvlJc w:val="left"/>
+      <w:pPr>
+        <w:tabs>
+          <w:tab w:val="num" w:pos="4320"/>
+        </w:tabs>
+        <w:ind w:left="4320" w:hanging="360"/>
+      </w:pPr>
+      <w:rPr>
+        <w:rFonts w:ascii="Wingdings" w:hAnsi="Wingdings" w:hint="default"/>
+        <w:sz w:val="20"/>
+      </w:rPr>
+    </w:lvl>
+    <w:lvl w:ilvl="6" w:tentative="1">
+      <w:start w:val="1"/>
+      <w:numFmt w:val="bullet"/>
+      <w:lvlText w:val=""/>
+      <w:lvlJc w:val="left"/>
+      <w:pPr>
+        <w:tabs>
+          <w:tab w:val="num" w:pos="5040"/>
+        </w:tabs>
+        <w:ind w:left="5040" w:hanging="360"/>
+      </w:pPr>
+      <w:rPr>
+        <w:rFonts w:ascii="Wingdings" w:hAnsi="Wingdings" w:hint="default"/>
+        <w:sz w:val="20"/>
+      </w:rPr>
+    </w:lvl>
+    <w:lvl w:ilvl="7" w:tentative="1">
+      <w:start w:val="1"/>
+      <w:numFmt w:val="bullet"/>
+      <w:lvlText w:val=""/>
+      <w:lvlJc w:val="left"/>
+      <w:pPr>
+        <w:tabs>
+          <w:tab w:val="num" w:pos="5760"/>
+        </w:tabs>
+        <w:ind w:left="5760" w:hanging="360"/>
+      </w:pPr>
+      <w:rPr>
+        <w:rFonts w:ascii="Wingdings" w:hAnsi="Wingdings" w:hint="default"/>
+        <w:sz w:val="20"/>
+      </w:rPr>
+    </w:lvl>
+    <w:lvl w:ilvl="8" w:tentative="1">
+      <w:start w:val="1"/>
+      <w:numFmt w:val="bullet"/>
+      <w:lvlText w:val=""/>
+      <w:lvlJc w:val="left"/>
+      <w:pPr>
+        <w:tabs>
+          <w:tab w:val="num" w:pos="6480"/>
+        </w:tabs>
+        <w:ind w:left="6480" w:hanging="360"/>
+      </w:pPr>
+      <w:rPr>
+        <w:rFonts w:ascii="Wingdings" w:hAnsi="Wingdings" w:hint="default"/>
+        <w:sz w:val="20"/>
+      </w:rPr>
+    </w:lvl>
+  </w:abstractNum>
+  <w:abstractNum w:abstractNumId="2" w15:restartNumberingAfterBreak="0">
+    <w:nsid w:val="2A6D4429"/>
+    <w:multiLevelType w:val="multilevel"/>
+    <w:tmpl w:val="1382A180"/>
+    <w:lvl w:ilvl="0">
+      <w:start w:val="1"/>
+      <w:numFmt w:val="bullet"/>
+      <w:lvlText w:val=""/>
+      <w:lvlJc w:val="left"/>
+      <w:pPr>
+        <w:tabs>
+          <w:tab w:val="num" w:pos="720"/>
+        </w:tabs>
+        <w:ind w:left="720" w:hanging="360"/>
+      </w:pPr>
+      <w:rPr>
+        <w:rFonts w:ascii="Symbol" w:hAnsi="Symbol" w:hint="default"/>
+        <w:sz w:val="20"/>
+      </w:rPr>
+    </w:lvl>
+    <w:lvl w:ilvl="1" w:tentative="1">
+      <w:start w:val="1"/>
+      <w:numFmt w:val="bullet"/>
+      <w:lvlText w:val="o"/>
+      <w:lvlJc w:val="left"/>
+      <w:pPr>
+        <w:tabs>
+          <w:tab w:val="num" w:pos="1440"/>
+        </w:tabs>
+        <w:ind w:left="1440" w:hanging="360"/>
+      </w:pPr>
+      <w:rPr>
+        <w:rFonts w:ascii="Courier New" w:hAnsi="Courier New" w:hint="default"/>
+        <w:sz w:val="20"/>
+      </w:rPr>
+    </w:lvl>
+    <w:lvl w:ilvl="2" w:tentative="1">
+      <w:start w:val="1"/>
+      <w:numFmt w:val="bullet"/>
+      <w:lvlText w:val=""/>
+      <w:lvlJc w:val="left"/>
+      <w:pPr>
+        <w:tabs>
+          <w:tab w:val="num" w:pos="2160"/>
+        </w:tabs>
+        <w:ind w:left="2160" w:hanging="360"/>
+      </w:pPr>
+      <w:rPr>
+        <w:rFonts w:ascii="Wingdings" w:hAnsi="Wingdings" w:hint="default"/>
+        <w:sz w:val="20"/>
+      </w:rPr>
+    </w:lvl>
+    <w:lvl w:ilvl="3" w:tentative="1">
+      <w:start w:val="1"/>
+      <w:numFmt w:val="bullet"/>
+      <w:lvlText w:val=""/>
+      <w:lvlJc w:val="left"/>
+      <w:pPr>
+        <w:tabs>
+          <w:tab w:val="num" w:pos="2880"/>
+        </w:tabs>
+        <w:ind w:left="2880" w:hanging="360"/>
+      </w:pPr>
+      <w:rPr>
+        <w:rFonts w:ascii="Wingdings" w:hAnsi="Wingdings" w:hint="default"/>
+        <w:sz w:val="20"/>
+      </w:rPr>
+    </w:lvl>
+    <w:lvl w:ilvl="4" w:tentative="1">
+      <w:start w:val="1"/>
+      <w:numFmt w:val="bullet"/>
+      <w:lvlText w:val=""/>
+      <w:lvlJc w:val="left"/>
+      <w:pPr>
+        <w:tabs>
+          <w:tab w:val="num" w:pos="3600"/>
+        </w:tabs>
+        <w:ind w:left="3600" w:hanging="360"/>
+      </w:pPr>
+      <w:rPr>
+        <w:rFonts w:ascii="Wingdings" w:hAnsi="Wingdings" w:hint="default"/>
+        <w:sz w:val="20"/>
+      </w:rPr>
+    </w:lvl>
+    <w:lvl w:ilvl="5" w:tentative="1">
+      <w:start w:val="1"/>
+      <w:numFmt w:val="bullet"/>
+      <w:lvlText w:val=""/>
+      <w:lvlJc w:val="left"/>
+      <w:pPr>
+        <w:tabs>
+          <w:tab w:val="num" w:pos="4320"/>
+        </w:tabs>
+        <w:ind w:left="4320" w:hanging="360"/>
+      </w:pPr>
+      <w:rPr>
+        <w:rFonts w:ascii="Wingdings" w:hAnsi="Wingdings" w:hint="default"/>
+        <w:sz w:val="20"/>
+      </w:rPr>
+    </w:lvl>
+    <w:lvl w:ilvl="6" w:tentative="1">
+      <w:start w:val="1"/>
+      <w:numFmt w:val="bullet"/>
+      <w:lvlText w:val=""/>
+      <w:lvlJc w:val="left"/>
+      <w:pPr>
+        <w:tabs>
+          <w:tab w:val="num" w:pos="5040"/>
+        </w:tabs>
+        <w:ind w:left="5040" w:hanging="360"/>
+      </w:pPr>
+      <w:rPr>
+        <w:rFonts w:ascii="Wingdings" w:hAnsi="Wingdings" w:hint="default"/>
+        <w:sz w:val="20"/>
+      </w:rPr>
+    </w:lvl>
+    <w:lvl w:ilvl="7" w:tentative="1">
+      <w:start w:val="1"/>
+      <w:numFmt w:val="bullet"/>
+      <w:lvlText w:val=""/>
+      <w:lvlJc w:val="left"/>
+      <w:pPr>
+        <w:tabs>
+          <w:tab w:val="num" w:pos="5760"/>
+        </w:tabs>
+        <w:ind w:left="5760" w:hanging="360"/>
+      </w:pPr>
+      <w:rPr>
+        <w:rFonts w:ascii="Wingdings" w:hAnsi="Wingdings" w:hint="default"/>
+        <w:sz w:val="20"/>
+      </w:rPr>
+    </w:lvl>
+    <w:lvl w:ilvl="8" w:tentative="1">
+      <w:start w:val="1"/>
+      <w:numFmt w:val="bullet"/>
+      <w:lvlText w:val=""/>
+      <w:lvlJc w:val="left"/>
+      <w:pPr>
+        <w:tabs>
+          <w:tab w:val="num" w:pos="6480"/>
+        </w:tabs>
+        <w:ind w:left="6480" w:hanging="360"/>
+      </w:pPr>
+      <w:rPr>
+        <w:rFonts w:ascii="Wingdings" w:hAnsi="Wingdings" w:hint="default"/>
+        <w:sz w:val="20"/>
+      </w:rPr>
+    </w:lvl>
+  </w:abstractNum>
+  <w:num w:numId="1" w16cid:durableId="981009955">
+    <w:abstractNumId w:val="0"/>
+  </w:num>
+  <w:num w:numId="2" w16cid:durableId="661812922">
+    <w:abstractNumId w:val="2"/>
+  </w:num>
+  <w:num w:numId="3" w16cid:durableId="1308124192">
+    <w:abstractNumId w:val="1"/>
+  </w:num>
+</w:numbering>
 </file>
 
 <file path=word/styles.xml><?xml version="1.0" encoding="utf-8"?>
@@ -811,7 +1632,6 @@
   <w:style w:type="character" w:default="1" w:styleId="DefaultParagraphFont">
     <w:name w:val="Default Paragraph Font"/>
     <w:uiPriority w:val="1"/>
-    <w:semiHidden/>
     <w:unhideWhenUsed/>
   </w:style>
   <w:style w:type="table" w:default="1" w:styleId="TableNormal">
@@ -1123,6 +1943,29 @@
       <w:smallCaps/>
       <w:color w:val="0F4761" w:themeColor="accent1" w:themeShade="BF"/>
       <w:spacing w:val="5"/>
+    </w:rPr>
+  </w:style>
+  <w:style w:type="character" w:styleId="Hyperlink">
+    <w:name w:val="Hyperlink"/>
+    <w:basedOn w:val="DefaultParagraphFont"/>
+    <w:uiPriority w:val="99"/>
+    <w:unhideWhenUsed/>
+    <w:rsid w:val="00E41879"/>
+    <w:rPr>
+      <w:color w:val="467886" w:themeColor="hyperlink"/>
+      <w:u w:val="single"/>
+    </w:rPr>
+  </w:style>
+  <w:style w:type="character" w:styleId="UnresolvedMention">
+    <w:name w:val="Unresolved Mention"/>
+    <w:basedOn w:val="DefaultParagraphFont"/>
+    <w:uiPriority w:val="99"/>
+    <w:semiHidden/>
+    <w:unhideWhenUsed/>
+    <w:rsid w:val="00E41879"/>
+    <w:rPr>
+      <w:color w:val="605E5C"/>
+      <w:shd w:val="clear" w:color="auto" w:fill="E1DFDD"/>
     </w:rPr>
   </w:style>
 </w:styles>
